--- a/incident-system/manual/คู่มือการใช้งานระบบรายงานอุบัติการณ์-2.8.40.docx
+++ b/incident-system/manual/คู่มือการใช้งานระบบรายงานอุบัติการณ์-2.8.40.docx
@@ -73,7 +73,7 @@
     <w:p>
       <w:pPr>
         <w:spacing w:after="160" w:line="320"/>
-        <w:ind w:firstLine="720"/>
+        <w:ind w:firstLine="1440"/>
         <w:jc w:val="thaiDistribute"/>
       </w:pPr>
       <w:r>
@@ -82,13 +82,13 @@
           <w:sz w:val="32"/>
           <w:szCs w:val="32"/>
         </w:rPr>
-        <w:t xml:space="preserve">มหาวิทยาลัยนเรศวรให้ความสำคัญกับความปลอดภัยของบุคลากร นิสิต และผู้มาใช้บริการ จึงพัฒนาระบบรายงานอุบัติการณ์ขึ้นเป็นศูนย์กลางการรายงานและติดตามอุบัติการณ์อย่างเป็นระบบ ตั้งแต่การแจ้งเหตุ การยืนยันข้อเท็จจริง การประเมินระดับความรุนแรง การสอบสวนหาสาเหตุ การกำหนดและติดตามมาตรการแก้ไขและป้องกัน จนถึงการรายงานผู้บริหาร และการปิดเรื่อง เพื่อป้องกันการเกิดซ้ำ และร่วมกันสร้างมหาวิทยาลัยที่ปลอดภัยสำหรับทุกคน</w:t>
+        <w:t xml:space="preserve">มหาวิทยาลัยนเรศวรให้ความสำคัญกับความปลอดภัยของบุคลากร นิสิต และผู้มาใช้บริการ จึงได้พัฒนาระบบรายงานและสอบสวนอุบัติการณ์ มหาวิทยาลัยนเรศวร (NU Incident Report) เพื่อเป็นศูนย์กลางในการรายงานและติดตามอุบัติการณ์อย่างเป็นระบบ ครอบคลุมตั้งแต่การแจ้งเหตุ การยืนยันข้อเท็จจริง การประเมินระดับความรุนแรง การสอบสวนหาสาเหตุ การกำหนดและติดตามมาตรการแก้ไขและป้องกัน การรายงานต่อผู้บริหาร จนถึงการปิดเรื่อง โดยมุ่งนำข้อมูลอุบัติการณ์มาใช้ในการบริหารจัดการความเสี่ยง ป้องกันการเกิดเหตุซ้ำ และร่วมกันสร้างมหาวิทยาลัยที่ปลอดภัยสำหรับทุกคน</w:t>
       </w:r>
     </w:p>
     <w:p>
       <w:pPr>
         <w:spacing w:after="160" w:line="320"/>
-        <w:ind w:firstLine="720"/>
+        <w:ind w:firstLine="1440"/>
         <w:jc w:val="thaiDistribute"/>
       </w:pPr>
       <w:r>
@@ -97,13 +97,13 @@
           <w:sz w:val="32"/>
           <w:szCs w:val="32"/>
         </w:rPr>
-        <w:t xml:space="preserve">คู่มือฉบับนี้จัดทำแยกเนื้อหาตามบทบาทของผู้ใช้งาน ได้แก่ ผู้ประสบเหตุ/ผู้พบเห็น หัวหน้างาน หัวหน้าสำนักงานเลขานุการ รองคณบดี (กำกับดูแล) คณบดี/ผู้อำนวยการกอง ผู้บริหาร กองอาคารสถานที่ และผู้ดูแลระบบ ซึ่งแต่ละส่วนมีภาพหน้าจอพร้อมหมายเลขชี้จุด และตัวอย่างการกรอกข้อมูลจากเหตุการณ์สมมติเดียวกัน คือ เหตุลื่นล้มบนพื้นเปียก เพื่อให้เห็นการทำงานต่อเนื่องตั้งแต่ต้นจนปิดเรื่อง</w:t>
+        <w:t xml:space="preserve">คู่มือฉบับนี้จัดทำขึ้นเพื่อให้ผู้ใช้งานเข้าใจบทบาท หน้าที่ และขั้นตอนการใช้งานระบบได้อย่างถูกต้อง โดยแบ่งเนื้อหาตามบทบาทของผู้ใช้งาน ได้แก่ ผู้ประสบเหตุหรือผู้พบเห็น หัวหน้างาน หัวหน้าสำนักงานเลขานุการ รองคณบดีผู้กำกับดูแล คณบดีหรือผู้อำนวยการกอง ผู้บริหาร กองอาคารสถานที่ และผู้ดูแลระบบ แต่ละส่วนประกอบด้วยภาพหน้าจอพร้อมหมายเลขกำกับจุดสำคัญ และตัวอย่างการกรอกข้อมูลจากสถานการณ์สมมติ “เหตุลื่นล้มบนพื้นเปียก” เพื่อแสดงให้เห็นความเชื่อมโยงของการดำเนินงานในแต่ละบทบาท ตั้งแต่การแจ้งเหตุจนถึงการปิดเรื่อง</w:t>
       </w:r>
     </w:p>
     <w:p>
       <w:pPr>
         <w:spacing w:after="160" w:line="320"/>
-        <w:ind w:firstLine="720"/>
+        <w:ind w:firstLine="1440"/>
         <w:jc w:val="thaiDistribute"/>
       </w:pPr>
       <w:r>
@@ -112,7 +112,22 @@
           <w:sz w:val="32"/>
           <w:szCs w:val="32"/>
         </w:rPr>
-        <w:t xml:space="preserve">ผู้ใช้งานสามารถอ่านเฉพาะส่วนของบทบาทตนเอง ร่วมกับส่วนที่ 1 (สิทธิ์การเข้าใช้งานและภาพรวมขั้นตอน) และภาคผนวก (ตารางระดับความรุนแรงและคำถามที่พบบ่อย)</w:t>
+        <w:t xml:space="preserve">ผู้ใช้งานสามารถศึกษาเนื้อหาเฉพาะส่วนที่เกี่ยวข้องกับบทบาทของตนเอง ควบคู่กับส่วนที่ 1 สิทธิ์การเข้าใช้งานและภาพรวมขั้นตอน รวมถึงภาคผนวกซึ่งรวบรวมตารางระดับความรุนแรงและคำถามที่พบบ่อย เพื่อประกอบการใช้งานระบบอย่างมีประสิทธิภาพ</w:t>
+      </w:r>
+    </w:p>
+    <w:p>
+      <w:pPr>
+        <w:spacing w:after="160" w:line="320"/>
+        <w:ind w:firstLine="1440"/>
+        <w:jc w:val="thaiDistribute"/>
+      </w:pPr>
+      <w:r>
+        <w:rPr>
+          <w:rFonts w:ascii="TH SarabunPSK" w:cs="TH SarabunPSK" w:eastAsia="TH SarabunPSK" w:hAnsi="TH SarabunPSK"/>
+          <w:sz w:val="32"/>
+          <w:szCs w:val="32"/>
+        </w:rPr>
+        <w:t xml:space="preserve">คณะผู้จัดทำหวังเป็นอย่างยิ่งว่า คู่มือฉบับนี้จะช่วยให้ผู้ใช้งานสามารถรายงานและติดตามอุบัติการณ์ได้อย่างสะดวก ถูกต้อง และเป็นแนวทางเดียวกัน อันจะสนับสนุนการบริหารจัดการความเสี่ยงและเสริมสร้างวัฒนธรรมความปลอดภัยของมหาวิทยาลัยนเรศวรอย่างต่อเนื่อง</w:t>
       </w:r>
     </w:p>
     <w:p>
@@ -127,7 +142,7 @@
           <w:sz w:val="32"/>
           <w:szCs w:val="32"/>
         </w:rPr>
-        <w:t xml:space="preserve">คณะผู้จัดทำ</w:t>
+        <w:t xml:space="preserve">คณะสาธารณสุขศาสตร์</w:t>
       </w:r>
     </w:p>
     <w:p>

--- a/incident-system/manual/คู่มือการใช้งานระบบรายงานอุบัติการณ์-2.8.40.docx
+++ b/incident-system/manual/คู่มือการใช้งานระบบรายงานอุบัติการณ์-2.8.40.docx
@@ -82,7 +82,25 @@
           <w:sz w:val="32"/>
           <w:szCs w:val="32"/>
         </w:rPr>
-        <w:t xml:space="preserve">มหาวิทยาลัยนเรศวรให้ความสำคัญกับความปลอดภัยของบุคลากร นิสิต และผู้มาใช้บริการ จึงได้พัฒนาระบบรายงานและสอบสวนอุบัติการณ์ มหาวิทยาลัยนเรศวร (NU Incident Report) เพื่อเป็นศูนย์กลางในการรายงานและติดตามอุบัติการณ์อย่างเป็นระบบ ครอบคลุมตั้งแต่การแจ้งเหตุ การยืนยันข้อเท็จจริง การประเมินระดับความรุนแรง การสอบสวนหาสาเหตุ การกำหนดและติดตามมาตรการแก้ไขและป้องกัน การรายงานต่อผู้บริหาร จนถึงการปิดเรื่อง โดยมุ่งนำข้อมูลอุบัติการณ์มาใช้ในการบริหารจัดการความเสี่ยง ป้องกันการเกิดเหตุซ้ำ และร่วมกันสร้างมหาวิทยาลัยที่ปลอดภัยสำหรับทุกคน</w:t>
+        <w:t xml:space="preserve">มหาวิทยาลัยนเรศวรให้ความสำคัญกับความปลอดภัยของบุคลากร นิสิต และผู้มาใช้บริการ</w:t>
+      </w:r>
+      <w:r>
+        <w:rPr>
+          <w:rFonts w:ascii="TH SarabunPSK" w:cs="TH SarabunPSK" w:eastAsia="TH SarabunPSK" w:hAnsi="TH SarabunPSK"/>
+          <w:sz w:val="32"/>
+          <w:szCs w:val="32"/>
+        </w:rPr>
+        <w:br/>
+        <w:t xml:space="preserve">จึงได้พัฒนาระบบรายงานและสอบสวนอุบัติการณ์ มหาวิทยาลัยนเรศวร (NU Incident Report)</w:t>
+      </w:r>
+      <w:r>
+        <w:rPr>
+          <w:rFonts w:ascii="TH SarabunPSK" w:cs="TH SarabunPSK" w:eastAsia="TH SarabunPSK" w:hAnsi="TH SarabunPSK"/>
+          <w:sz w:val="32"/>
+          <w:szCs w:val="32"/>
+        </w:rPr>
+        <w:br/>
+        <w:t xml:space="preserve">เพื่อเป็นศูนย์กลางในการรายงานและติดตามอุบัติการณ์อย่างเป็นระบบ ครอบคลุมตั้งแต่การแจ้งเหตุ การยืนยันข้อเท็จจริง การประเมินระดับความรุนแรง การสอบสวนหาสาเหตุ การกำหนดและติดตามมาตรการแก้ไขและป้องกัน การรายงานต่อผู้บริหาร จนถึงการปิดเรื่อง โดยมุ่งนำข้อมูลอุบัติการณ์มาใช้ในการบริหารจัดการความเสี่ยง ป้องกันการเกิดเหตุซ้ำ และร่วมกันสร้างมหาวิทยาลัยที่ปลอดภัยสำหรับทุกคน</w:t>
       </w:r>
     </w:p>
     <w:p>

--- a/incident-system/manual/คู่มือการใช้งานระบบรายงานอุบัติการณ์-2.8.40.docx
+++ b/incident-system/manual/คู่มือการใช้งานระบบรายงานอุบัติการณ์-2.8.40.docx
@@ -145,7 +145,7 @@
           <w:sz w:val="32"/>
           <w:szCs w:val="32"/>
         </w:rPr>
-        <w:t xml:space="preserve">คณะผู้จัดทำหวังเป็นอย่างยิ่งว่า คู่มือฉบับนี้จะช่วยให้ผู้ใช้งานสามารถรายงานและติดตามอุบัติการณ์ได้อย่างสะดวก ถูกต้อง และเป็นแนวทางเดียวกัน อันจะสนับสนุนการบริหารจัดการความเสี่ยงและเสริมสร้างวัฒนธรรมความปลอดภัยของมหาวิทยาลัยนเรศวรอย่างต่อเนื่อง</w:t>
+        <w:t xml:space="preserve">คณะผู้จัดทำหวังเป็นอย่างยิ่งว่า คู่มือฉบับนี้จะช่วยให้ผู้ใช้งานสามารถรายงานและติดตามอุบัติการณ์ได้อย่างสะดวก ถูกต้อง และเป็นแนวทางเดียวกัน เพื่อสนับสนุนการบริหารจัดการความเสี่ยงและเสริมสร้างวัฒนธรรมความปลอดภัยของมหาวิทยาลัยนเรศวรอย่างต่อเนื่อง</w:t>
       </w:r>
     </w:p>
     <w:p>
